--- a/Dokumentation/Berichte/Meetingprotokolle/DS_Protokoll_5 - Kopie.docx
+++ b/Dokumentation/Berichte/Meetingprotokolle/DS_Protokoll_5 - Kopie.docx
@@ -31,7 +31,7 @@
           <w:sz w:val="56"/>
           <w:szCs w:val="56"/>
         </w:rPr>
-        <w:t>4</w:t>
+        <w:t>5</w:t>
       </w:r>
     </w:p>
     <w:p>
@@ -146,6 +146,13 @@
           <w:szCs w:val="28"/>
         </w:rPr>
         <w:t xml:space="preserve">Protokoll, </w:t>
+      </w:r>
+      <w:r>
+        <w:rPr>
+          <w:sz w:val="28"/>
+          <w:szCs w:val="28"/>
+        </w:rPr>
+        <w:t>Statusbericht</w:t>
       </w:r>
     </w:p>
     <w:p>
@@ -218,36 +225,6 @@
         <w:pStyle w:val="Listenabsatz"/>
         <w:numPr>
           <w:ilvl w:val="0"/>
-          <w:numId w:val="6"/>
-        </w:numPr>
-        <w:tabs>
-          <w:tab w:val="left" w:pos="1843"/>
-        </w:tabs>
-        <w:rPr>
-          <w:sz w:val="28"/>
-          <w:szCs w:val="28"/>
-        </w:rPr>
-      </w:pPr>
-      <w:r>
-        <w:rPr>
-          <w:sz w:val="28"/>
-          <w:szCs w:val="28"/>
-        </w:rPr>
-        <w:t>Backend</w:t>
-      </w:r>
-      <w:r>
-        <w:rPr>
-          <w:sz w:val="28"/>
-          <w:szCs w:val="28"/>
-        </w:rPr>
-        <w:t xml:space="preserve"> Endpunkte erstellen </w:t>
-      </w:r>
-    </w:p>
-    <w:p>
-      <w:pPr>
-        <w:pStyle w:val="Listenabsatz"/>
-        <w:numPr>
-          <w:ilvl w:val="0"/>
           <w:numId w:val="2"/>
         </w:numPr>
         <w:tabs>
@@ -270,60 +247,6 @@
           <w:szCs w:val="32"/>
         </w:rPr>
         <w:t xml:space="preserve">Besprechung: </w:t>
-      </w:r>
-    </w:p>
-    <w:p>
-      <w:pPr>
-        <w:tabs>
-          <w:tab w:val="left" w:pos="2835"/>
-        </w:tabs>
-        <w:ind w:left="720"/>
-        <w:rPr>
-          <w:sz w:val="28"/>
-          <w:szCs w:val="28"/>
-        </w:rPr>
-      </w:pPr>
-      <w:r>
-        <w:rPr>
-          <w:sz w:val="28"/>
-          <w:szCs w:val="28"/>
-        </w:rPr>
-        <w:t xml:space="preserve">Tabellen in der Datenbank angepasst da sie von der Logik </w:t>
-      </w:r>
-      <w:r>
-        <w:rPr>
-          <w:sz w:val="28"/>
-          <w:szCs w:val="28"/>
-        </w:rPr>
-        <w:t xml:space="preserve">her </w:t>
-      </w:r>
-      <w:r>
-        <w:rPr>
-          <w:sz w:val="28"/>
-          <w:szCs w:val="28"/>
-        </w:rPr>
-        <w:t>nicht passten</w:t>
-      </w:r>
-      <w:r>
-        <w:rPr>
-          <w:sz w:val="28"/>
-          <w:szCs w:val="28"/>
-        </w:rPr>
-        <w:t xml:space="preserve"> </w:t>
-      </w:r>
-      <w:r>
-        <w:rPr>
-          <w:sz w:val="28"/>
-          <w:szCs w:val="28"/>
-        </w:rPr>
-        <w:t>–</w:t>
-      </w:r>
-      <w:r>
-        <w:rPr>
-          <w:sz w:val="28"/>
-          <w:szCs w:val="28"/>
-        </w:rPr>
-        <w:t xml:space="preserve"> </w:t>
       </w:r>
     </w:p>
     <w:p>

--- a/Dokumentation/Berichte/Meetingprotokolle/DS_Protokoll_5 - Kopie.docx
+++ b/Dokumentation/Berichte/Meetingprotokolle/DS_Protokoll_5 - Kopie.docx
@@ -88,6 +88,24 @@
         </w:rPr>
         <w:tab/>
       </w:r>
+      <w:proofErr w:type="spellStart"/>
+      <w:r>
+        <w:rPr>
+          <w:sz w:val="28"/>
+          <w:szCs w:val="28"/>
+          <w:lang w:val="en-GB"/>
+        </w:rPr>
+        <w:t>Kommuikation</w:t>
+      </w:r>
+      <w:proofErr w:type="spellEnd"/>
+      <w:r>
+        <w:rPr>
+          <w:sz w:val="28"/>
+          <w:szCs w:val="28"/>
+          <w:lang w:val="en-GB"/>
+        </w:rPr>
+        <w:t xml:space="preserve"> Frontend Backend</w:t>
+      </w:r>
     </w:p>
     <w:p>
       <w:pPr>
@@ -114,6 +132,13 @@
         </w:rPr>
         <w:tab/>
       </w:r>
+      <w:r>
+        <w:rPr>
+          <w:sz w:val="28"/>
+          <w:szCs w:val="28"/>
+        </w:rPr>
+        <w:t>Backend</w:t>
+      </w:r>
     </w:p>
     <w:p>
       <w:pPr>
@@ -147,12 +172,44 @@
         </w:rPr>
         <w:t xml:space="preserve">Protokoll, </w:t>
       </w:r>
+      <w:proofErr w:type="spellStart"/>
       <w:r>
         <w:rPr>
           <w:sz w:val="28"/>
           <w:szCs w:val="28"/>
         </w:rPr>
         <w:t>Statusbericht</w:t>
+      </w:r>
+      <w:r>
+        <w:rPr>
+          <w:sz w:val="28"/>
+          <w:szCs w:val="28"/>
+        </w:rPr>
+        <w:t>,Git</w:t>
+      </w:r>
+      <w:proofErr w:type="spellEnd"/>
+      <w:r>
+        <w:rPr>
+          <w:sz w:val="28"/>
+          <w:szCs w:val="28"/>
+        </w:rPr>
+        <w:t xml:space="preserve"> </w:t>
+      </w:r>
+      <w:proofErr w:type="spellStart"/>
+      <w:r>
+        <w:rPr>
+          <w:sz w:val="28"/>
+          <w:szCs w:val="28"/>
+        </w:rPr>
+        <w:t>problem</w:t>
+      </w:r>
+      <w:proofErr w:type="spellEnd"/>
+      <w:r>
+        <w:rPr>
+          <w:sz w:val="28"/>
+          <w:szCs w:val="28"/>
+        </w:rPr>
+        <w:t xml:space="preserve"> lösen </w:t>
       </w:r>
     </w:p>
     <w:p>
@@ -179,6 +236,13 @@
           <w:szCs w:val="28"/>
         </w:rPr>
         <w:tab/>
+      </w:r>
+      <w:r>
+        <w:rPr>
+          <w:sz w:val="28"/>
+          <w:szCs w:val="28"/>
+        </w:rPr>
+        <w:t>App</w:t>
       </w:r>
     </w:p>
     <w:p>
@@ -222,6 +286,41 @@
     </w:p>
     <w:p>
       <w:pPr>
+        <w:tabs>
+          <w:tab w:val="left" w:pos="1843"/>
+        </w:tabs>
+        <w:ind w:left="709"/>
+        <w:rPr>
+          <w:sz w:val="28"/>
+          <w:szCs w:val="28"/>
+        </w:rPr>
+      </w:pPr>
+      <w:r>
+        <w:rPr>
+          <w:sz w:val="28"/>
+          <w:szCs w:val="28"/>
+        </w:rPr>
+        <w:t xml:space="preserve">Arbeiten und </w:t>
+      </w:r>
+      <w:proofErr w:type="spellStart"/>
+      <w:r>
+        <w:rPr>
+          <w:sz w:val="28"/>
+          <w:szCs w:val="28"/>
+        </w:rPr>
+        <w:t>so weit</w:t>
+      </w:r>
+      <w:proofErr w:type="spellEnd"/>
+      <w:r>
+        <w:rPr>
+          <w:sz w:val="28"/>
+          <w:szCs w:val="28"/>
+        </w:rPr>
+        <w:t xml:space="preserve"> kommen wie möglich</w:t>
+      </w:r>
+    </w:p>
+    <w:p>
+      <w:pPr>
         <w:pStyle w:val="Listenabsatz"/>
         <w:numPr>
           <w:ilvl w:val="0"/>
@@ -251,6 +350,25 @@
     </w:p>
     <w:p>
       <w:pPr>
+        <w:tabs>
+          <w:tab w:val="left" w:pos="1843"/>
+        </w:tabs>
+        <w:ind w:left="709"/>
+        <w:rPr>
+          <w:sz w:val="28"/>
+          <w:szCs w:val="28"/>
+        </w:rPr>
+      </w:pPr>
+      <w:r>
+        <w:rPr>
+          <w:sz w:val="28"/>
+          <w:szCs w:val="28"/>
+        </w:rPr>
+        <w:t>Nichts wichtiges</w:t>
+      </w:r>
+    </w:p>
+    <w:p>
+      <w:pPr>
         <w:pStyle w:val="Listenabsatz"/>
         <w:numPr>
           <w:ilvl w:val="0"/>
@@ -290,13 +408,64 @@
     </w:p>
     <w:p>
       <w:pPr>
+        <w:tabs>
+          <w:tab w:val="left" w:pos="1843"/>
+        </w:tabs>
+        <w:ind w:left="709"/>
+        <w:rPr>
+          <w:sz w:val="28"/>
+          <w:szCs w:val="28"/>
+        </w:rPr>
+      </w:pPr>
+      <w:r>
+        <w:rPr>
+          <w:sz w:val="28"/>
+          <w:szCs w:val="28"/>
+        </w:rPr>
+        <w:t xml:space="preserve">Viele Probleme manche </w:t>
+      </w:r>
+      <w:proofErr w:type="spellStart"/>
+      <w:r>
+        <w:rPr>
+          <w:sz w:val="28"/>
+          <w:szCs w:val="28"/>
+        </w:rPr>
+        <w:t>sachen</w:t>
+      </w:r>
+      <w:proofErr w:type="spellEnd"/>
+      <w:r>
+        <w:rPr>
+          <w:sz w:val="28"/>
+          <w:szCs w:val="28"/>
+        </w:rPr>
+        <w:t xml:space="preserve"> haben nicht so gut funktioniert und deswegen gab es viele Diskussionen</w:t>
+      </w:r>
+    </w:p>
+    <w:p>
+      <w:pPr>
         <w:pStyle w:val="Listenabsatz"/>
         <w:tabs>
           <w:tab w:val="left" w:pos="2835"/>
         </w:tabs>
         <w:rPr>
-          <w:sz w:val="28"/>
-          <w:szCs w:val="28"/>
+          <w:b/>
+          <w:bCs/>
+          <w:color w:val="0070C0"/>
+          <w:sz w:val="32"/>
+          <w:szCs w:val="32"/>
+        </w:rPr>
+      </w:pPr>
+    </w:p>
+    <w:p>
+      <w:pPr>
+        <w:pStyle w:val="Listenabsatz"/>
+        <w:tabs>
+          <w:tab w:val="left" w:pos="2835"/>
+        </w:tabs>
+        <w:rPr>
+          <w:sz w:val="28"/>
+          <w:szCs w:val="28"/>
+          <w:lang w:val="de-DE"/>
         </w:rPr>
       </w:pPr>
     </w:p>

--- a/Dokumentation/Berichte/Meetingprotokolle/DS_Protokoll_5 - Kopie.docx
+++ b/Dokumentation/Berichte/Meetingprotokolle/DS_Protokoll_5 - Kopie.docx
@@ -88,29 +88,23 @@
         </w:rPr>
         <w:tab/>
       </w:r>
+      <w:proofErr w:type="spellStart"/>
       <w:r>
         <w:rPr>
           <w:sz w:val="28"/>
           <w:szCs w:val="28"/>
           <w:lang w:val="en-GB"/>
         </w:rPr>
-        <w:t>Kommu</w:t>
-      </w:r>
+        <w:t>Kommuikation</w:t>
+      </w:r>
+      <w:proofErr w:type="spellEnd"/>
       <w:r>
         <w:rPr>
           <w:sz w:val="28"/>
           <w:szCs w:val="28"/>
           <w:lang w:val="en-GB"/>
         </w:rPr>
-        <w:t>n</w:t>
-      </w:r>
-      <w:r>
-        <w:rPr>
-          <w:sz w:val="28"/>
-          <w:szCs w:val="28"/>
-          <w:lang w:val="en-GB"/>
-        </w:rPr>
-        <w:t>ikation Frontend Backend</w:t>
+        <w:t xml:space="preserve"> Frontend Backend</w:t>
       </w:r>
     </w:p>
     <w:p>
@@ -178,13 +172,22 @@
         </w:rPr>
         <w:t xml:space="preserve">Protokoll, </w:t>
       </w:r>
-      <w:r>
-        <w:rPr>
-          <w:sz w:val="28"/>
-          <w:szCs w:val="28"/>
-        </w:rPr>
-        <w:t>Statusbericht, Git</w:t>
-      </w:r>
+      <w:proofErr w:type="spellStart"/>
+      <w:r>
+        <w:rPr>
+          <w:sz w:val="28"/>
+          <w:szCs w:val="28"/>
+        </w:rPr>
+        <w:t>Statusbericht</w:t>
+      </w:r>
+      <w:r>
+        <w:rPr>
+          <w:sz w:val="28"/>
+          <w:szCs w:val="28"/>
+        </w:rPr>
+        <w:t>,Git</w:t>
+      </w:r>
+      <w:proofErr w:type="spellEnd"/>
       <w:r>
         <w:rPr>
           <w:sz w:val="28"/>
@@ -192,13 +195,15 @@
         </w:rPr>
         <w:t xml:space="preserve"> </w:t>
       </w:r>
-      <w:r>
-        <w:rPr>
-          <w:sz w:val="28"/>
-          <w:szCs w:val="28"/>
-        </w:rPr>
-        <w:t>Problem</w:t>
-      </w:r>
+      <w:proofErr w:type="spellStart"/>
+      <w:r>
+        <w:rPr>
+          <w:sz w:val="28"/>
+          <w:szCs w:val="28"/>
+        </w:rPr>
+        <w:t>problem</w:t>
+      </w:r>
+      <w:proofErr w:type="spellEnd"/>
       <w:r>
         <w:rPr>
           <w:sz w:val="28"/>
@@ -295,14 +300,23 @@
           <w:sz w:val="28"/>
           <w:szCs w:val="28"/>
         </w:rPr>
-        <w:t>Arbeiten und so weit kommen wie möglich</w:t>
-      </w:r>
-      <w:r>
-        <w:rPr>
-          <w:sz w:val="28"/>
-          <w:szCs w:val="28"/>
-        </w:rPr>
-        <w:t xml:space="preserve"> kommen</w:t>
+        <w:t xml:space="preserve">Arbeiten und </w:t>
+      </w:r>
+      <w:proofErr w:type="spellStart"/>
+      <w:r>
+        <w:rPr>
+          <w:sz w:val="28"/>
+          <w:szCs w:val="28"/>
+        </w:rPr>
+        <w:t>so weit</w:t>
+      </w:r>
+      <w:proofErr w:type="spellEnd"/>
+      <w:r>
+        <w:rPr>
+          <w:sz w:val="28"/>
+          <w:szCs w:val="28"/>
+        </w:rPr>
+        <w:t xml:space="preserve"> kommen wie möglich</w:t>
       </w:r>
     </w:p>
     <w:p>
@@ -350,14 +364,7 @@
           <w:sz w:val="28"/>
           <w:szCs w:val="28"/>
         </w:rPr>
-        <w:t xml:space="preserve">Nichts </w:t>
-      </w:r>
-      <w:r>
-        <w:rPr>
-          <w:sz w:val="28"/>
-          <w:szCs w:val="28"/>
-        </w:rPr>
-        <w:t>Wichtiges</w:t>
+        <w:t>Nichts wichtiges</w:t>
       </w:r>
     </w:p>
     <w:p>
@@ -417,13 +424,15 @@
         </w:rPr>
         <w:t xml:space="preserve">Viele Probleme manche </w:t>
       </w:r>
-      <w:r>
-        <w:rPr>
-          <w:sz w:val="28"/>
-          <w:szCs w:val="28"/>
-        </w:rPr>
-        <w:t>Sachen</w:t>
-      </w:r>
+      <w:proofErr w:type="spellStart"/>
+      <w:r>
+        <w:rPr>
+          <w:sz w:val="28"/>
+          <w:szCs w:val="28"/>
+        </w:rPr>
+        <w:t>sachen</w:t>
+      </w:r>
+      <w:proofErr w:type="spellEnd"/>
       <w:r>
         <w:rPr>
           <w:sz w:val="28"/>
